--- a/input/preface.docx
+++ b/input/preface.docx
@@ -553,17 +553,7 @@
           <w:docPartUnique/>
         </w:docPartObj>
       </w:sdtPr>
-      <w:sdtEndPr>
-        <w:rPr>
-          <w:rFonts w:ascii="Calibri" w:eastAsia="Calibri" w:hAnsi="Calibri" w:cs="Arial"/>
-          <w:b w:val="0"/>
-          <w:bCs w:val="0"/>
-          <w:sz w:val="22"/>
-          <w:szCs w:val="22"/>
-          <w:rtl w:val="0"/>
-          <w:lang w:bidi="ar-SA"/>
-        </w:rPr>
-      </w:sdtEndPr>
+      <w:sdtEndPr/>
       <w:sdtContent>
         <w:p>
           <w:pPr>
@@ -651,8 +641,17 @@
         </w:p>
         <w:p>
           <w:pPr>
+            <w:pStyle w:val="Heading2"/>
+            <w:rPr>
+              <w:u w:val="none"/>
+            </w:rPr>
+          </w:pPr>
+        </w:p>
+        <w:p>
+          <w:pPr>
             <w:bidi/>
             <w:spacing w:after="0" w:line="240" w:lineRule="auto"/>
+            <w:jc w:val="center"/>
             <w:rPr>
               <w:rFonts w:ascii="Times New Roman" w:eastAsia="Times New Roman" w:hAnsi="Times New Roman" w:cs="B Nazanin"/>
               <w:b/>
@@ -662,26 +661,43 @@
               <w:lang w:bidi="fa-IR"/>
             </w:rPr>
           </w:pPr>
-        </w:p>
-        <w:p>
-          <w:pPr>
-            <w:suppressAutoHyphens w:val="0"/>
-            <w:spacing w:after="160" w:line="259" w:lineRule="auto"/>
-          </w:pPr>
+          <w:r>
+            <w:rPr>
+              <w:rFonts w:ascii="Times New Roman" w:eastAsia="Times New Roman" w:hAnsi="Times New Roman" w:cs="B Nazanin" w:hint="cs"/>
+              <w:b/>
+              <w:bCs/>
+              <w:sz w:val="24"/>
+              <w:szCs w:val="24"/>
+              <w:rtl/>
+              <w:lang w:bidi="fa-IR"/>
+            </w:rPr>
+            <w:t>مجری طرح</w:t>
+          </w:r>
+          <w:r>
+            <w:rPr>
+              <w:rFonts w:ascii="Times New Roman" w:eastAsia="Times New Roman" w:hAnsi="Times New Roman" w:cs="B Nazanin" w:hint="cs"/>
+              <w:b/>
+              <w:bCs/>
+              <w:sz w:val="24"/>
+              <w:szCs w:val="24"/>
+              <w:rtl/>
+              <w:lang w:bidi="fa-IR"/>
+            </w:rPr>
+            <w:t>: دکتر محمد آرشی</w:t>
+          </w:r>
         </w:p>
       </w:sdtContent>
     </w:sdt>
     <w:p>
       <w:pPr>
-        <w:bidi/>
-        <w:jc w:val="center"/>
-        <w:rPr>
-          <w:lang w:bidi="fa-IR"/>
-        </w:rPr>
-      </w:pPr>
-      <w:r>
-        <w:rPr>
-          <w:lang w:bidi="fa-IR"/>
+        <w:pStyle w:val="Heading2"/>
+        <w:rPr>
+          <w:u w:val="none"/>
+        </w:rPr>
+      </w:pPr>
+      <w:r>
+        <w:rPr>
+          <w:u w:val="none"/>
         </w:rPr>
         <w:br w:type="page"/>
       </w:r>
@@ -726,6 +742,7 @@
           <w:sz w:val="24"/>
           <w:szCs w:val="24"/>
           <w:rtl/>
+          <w:lang w:bidi="fa-IR"/>
         </w:rPr>
       </w:pPr>
       <w:r>
@@ -753,7 +770,17 @@
           <w:szCs w:val="24"/>
           <w:rtl/>
         </w:rPr>
-        <w:t xml:space="preserve"> داده شده است، </w:t>
+        <w:t xml:space="preserve"> داده شده است</w:t>
+      </w:r>
+      <w:r>
+        <w:rPr>
+          <w:rFonts w:ascii="BNazanin" w:cs="B Nazanin" w:hint="cs"/>
+          <w:sz w:val="24"/>
+          <w:szCs w:val="24"/>
+          <w:rtl/>
+          <w:lang w:bidi="fa-IR"/>
+        </w:rPr>
+        <w:t xml:space="preserve"> ...</w:t>
       </w:r>
     </w:p>
     <w:p>
@@ -2369,7 +2396,16 @@
           <w:szCs w:val="24"/>
           <w:lang w:bidi="fa-IR"/>
         </w:rPr>
-        <w:t>https://mamintoosi.ir/fum-ds</w:t>
+        <w:t>https://fum-ds</w:t>
+      </w:r>
+      <w:r>
+        <w:rPr>
+          <w:rFonts w:ascii="Times New Roman" w:hAnsi="Times New Roman" w:cs="B Nazanin"/>
+          <w:sz w:val="24"/>
+          <w:szCs w:val="24"/>
+          <w:lang w:bidi="fa-IR"/>
+        </w:rPr>
+        <w:t>.ir</w:t>
       </w:r>
       <w:r>
         <w:rPr>
